--- a/progs/20260503_Konfirmation.docx
+++ b/progs/20260503_Konfirmation.docx
@@ -102,7 +102,7 @@
           <w:sz w:val="20"/>
           <w:szCs w:val="20"/>
         </w:rPr>
-        <w:t>Einzug zu</w:t>
+        <w:t>Einzug zu Orgelmusik</w:t>
       </w:r>
       <w:r>
         <w:rPr>
@@ -110,7 +110,7 @@
           <w:sz w:val="20"/>
           <w:szCs w:val="20"/>
         </w:rPr>
-        <w:t xml:space="preserve"> Orgelmusik</w:t>
+        <w:tab/>
       </w:r>
       <w:r>
         <w:rPr>
@@ -119,21 +119,6 @@
           <w:szCs w:val="20"/>
         </w:rPr>
         <w:tab/>
-      </w:r>
-      <w:r>
-        <w:rPr>
-          <w:color w:val="000000" w:themeColor="text1"/>
-          <w:sz w:val="20"/>
-          <w:szCs w:val="20"/>
-        </w:rPr>
-        <w:tab/>
-      </w:r>
-      <w:r>
-        <w:rPr>
-          <w:color w:val="000000" w:themeColor="text1"/>
-          <w:sz w:val="20"/>
-          <w:szCs w:val="20"/>
-        </w:rPr>
         <w:t xml:space="preserve"> </w:t>
       </w:r>
     </w:p>
@@ -157,7 +142,7 @@
           <w:sz w:val="20"/>
           <w:szCs w:val="20"/>
         </w:rPr>
-        <w:t>Begrüßung / Vo</w:t>
+        <w:t xml:space="preserve">Begrüßung / Votum </w:t>
       </w:r>
       <w:r>
         <w:rPr>
@@ -165,7 +150,7 @@
           <w:sz w:val="20"/>
           <w:szCs w:val="20"/>
         </w:rPr>
-        <w:t>t</w:t>
+        <w:tab/>
       </w:r>
       <w:r>
         <w:rPr>
@@ -173,30 +158,7 @@
           <w:sz w:val="20"/>
           <w:szCs w:val="20"/>
         </w:rPr>
-        <w:t xml:space="preserve">um </w:t>
-      </w:r>
-      <w:r>
-        <w:rPr>
-          <w:color w:val="000000" w:themeColor="text1"/>
-          <w:sz w:val="20"/>
-          <w:szCs w:val="20"/>
-        </w:rPr>
-        <w:tab/>
-      </w:r>
-      <w:r>
-        <w:rPr>
-          <w:color w:val="000000" w:themeColor="text1"/>
-          <w:sz w:val="20"/>
-          <w:szCs w:val="20"/>
-        </w:rPr>
-        <w:tab/>
-      </w:r>
-      <w:r>
-        <w:rPr>
-          <w:color w:val="000000" w:themeColor="text1"/>
-          <w:sz w:val="20"/>
-          <w:szCs w:val="20"/>
-        </w:rPr>
+        <w:tab/>
         <w:t xml:space="preserve"> </w:t>
       </w:r>
     </w:p>
@@ -231,31 +193,14 @@
           <w:sz w:val="20"/>
           <w:szCs w:val="20"/>
         </w:rPr>
-        <w:t xml:space="preserve"> </w:t>
-      </w:r>
-      <w:r>
-        <w:rPr>
-          <w:b/>
-          <w:bCs/>
-          <w:color w:val="000000" w:themeColor="text1"/>
-          <w:sz w:val="20"/>
-          <w:szCs w:val="20"/>
-        </w:rPr>
-        <w:t xml:space="preserve"> </w:t>
-      </w:r>
-      <w:r>
-        <w:rPr>
-          <w:sz w:val="20"/>
-          <w:szCs w:val="20"/>
-        </w:rPr>
-        <w:t>Lobe den Herren</w:t>
-      </w:r>
-      <w:r>
-        <w:rPr>
-          <w:sz w:val="20"/>
-          <w:szCs w:val="20"/>
-        </w:rPr>
-        <w:t>, EG 316,1.2.4</w:t>
+        <w:t xml:space="preserve">  </w:t>
+      </w:r>
+      <w:r>
+        <w:rPr>
+          <w:sz w:val="20"/>
+          <w:szCs w:val="20"/>
+        </w:rPr>
+        <w:t>Lobe den Herren, EG 316,1.2.4</w:t>
       </w:r>
     </w:p>
     <w:p>
@@ -277,35 +222,7 @@
           <w:sz w:val="20"/>
           <w:szCs w:val="20"/>
         </w:rPr>
-        <w:t xml:space="preserve">Psalm </w:t>
-      </w:r>
-      <w:r>
-        <w:rPr>
-          <w:sz w:val="20"/>
-          <w:szCs w:val="20"/>
-        </w:rPr>
-        <w:t>23</w:t>
-      </w:r>
-      <w:r>
-        <w:rPr>
-          <w:sz w:val="20"/>
-          <w:szCs w:val="20"/>
-        </w:rPr>
-        <w:t>, EG</w:t>
-      </w:r>
-      <w:r>
-        <w:rPr>
-          <w:sz w:val="20"/>
-          <w:szCs w:val="20"/>
-        </w:rPr>
-        <w:t xml:space="preserve"> </w:t>
-      </w:r>
-      <w:r>
-        <w:rPr>
-          <w:sz w:val="20"/>
-          <w:szCs w:val="20"/>
-        </w:rPr>
-        <w:t>711</w:t>
+        <w:t>Psalm 23, EG 711</w:t>
       </w:r>
       <w:r>
         <w:rPr>
@@ -338,12 +255,21 @@
           <w:szCs w:val="20"/>
         </w:rPr>
       </w:pPr>
-      <w:r>
-        <w:rPr>
-          <w:sz w:val="20"/>
-          <w:szCs w:val="20"/>
-        </w:rPr>
-        <w:t xml:space="preserve">Ehr sei dem </w:t>
+      <w:proofErr w:type="spellStart"/>
+      <w:r>
+        <w:rPr>
+          <w:sz w:val="20"/>
+          <w:szCs w:val="20"/>
+        </w:rPr>
+        <w:t>Ehr</w:t>
+      </w:r>
+      <w:proofErr w:type="spellEnd"/>
+      <w:r>
+        <w:rPr>
+          <w:sz w:val="20"/>
+          <w:szCs w:val="20"/>
+        </w:rPr>
+        <w:t xml:space="preserve"> sei dem </w:t>
       </w:r>
       <w:r>
         <w:rPr>
@@ -402,35 +328,7 @@
           <w:sz w:val="20"/>
           <w:szCs w:val="20"/>
         </w:rPr>
-        <w:t xml:space="preserve">Gebet / </w:t>
-      </w:r>
-      <w:r>
-        <w:rPr>
-          <w:sz w:val="20"/>
-          <w:szCs w:val="20"/>
-        </w:rPr>
-        <w:t>S</w:t>
-      </w:r>
-      <w:r>
-        <w:rPr>
-          <w:sz w:val="20"/>
-          <w:szCs w:val="20"/>
-        </w:rPr>
-        <w:t>t</w:t>
-      </w:r>
-      <w:r>
-        <w:rPr>
-          <w:sz w:val="20"/>
-          <w:szCs w:val="20"/>
-        </w:rPr>
-        <w:t>illes</w:t>
-      </w:r>
-      <w:r>
-        <w:rPr>
-          <w:sz w:val="20"/>
-          <w:szCs w:val="20"/>
-        </w:rPr>
-        <w:t xml:space="preserve"> Gebet</w:t>
+        <w:t>Gebet / Stilles Gebet</w:t>
       </w:r>
       <w:r>
         <w:rPr>
@@ -467,9 +365,7 @@
       <w:proofErr w:type="spellStart"/>
       <w:r>
         <w:rPr>
-          <w:b/>
-          <w:bCs/>
-          <w:color w:val="0070C0"/>
+          <w:color w:val="000000" w:themeColor="text1"/>
           <w:sz w:val="20"/>
           <w:szCs w:val="20"/>
           <w:highlight w:val="yellow"/>
@@ -482,25 +378,13 @@
         <w:rPr>
           <w:b/>
           <w:bCs/>
-          <w:color w:val="0070C0"/>
+          <w:color w:val="000000" w:themeColor="text1"/>
           <w:sz w:val="20"/>
           <w:szCs w:val="20"/>
           <w:highlight w:val="yellow"/>
           <w:lang w:val="en-US"/>
         </w:rPr>
-        <w:t xml:space="preserve"> </w:t>
-      </w:r>
-      <w:r>
-        <w:rPr>
-          <w:b/>
-          <w:bCs/>
-          <w:color w:val="0070C0"/>
-          <w:sz w:val="20"/>
-          <w:szCs w:val="20"/>
-          <w:highlight w:val="yellow"/>
-          <w:lang w:val="en-US"/>
-        </w:rPr>
-        <w:t xml:space="preserve"> </w:t>
+        <w:t xml:space="preserve">  </w:t>
       </w:r>
       <w:r>
         <w:rPr>
@@ -689,12 +573,6 @@
           <w:szCs w:val="20"/>
         </w:rPr>
         <w:tab/>
-      </w:r>
-      <w:r>
-        <w:rPr>
-          <w:sz w:val="20"/>
-          <w:szCs w:val="20"/>
-        </w:rPr>
         <w:t xml:space="preserve"> </w:t>
       </w:r>
     </w:p>
@@ -759,14 +637,28 @@
           <w:sz w:val="20"/>
           <w:szCs w:val="20"/>
         </w:rPr>
-        <w:t>Tauffrage</w:t>
-      </w:r>
-      <w:r>
-        <w:rPr>
-          <w:sz w:val="20"/>
-          <w:szCs w:val="20"/>
-        </w:rPr>
-        <w:t xml:space="preserve"> an Alessia und Matilda</w:t>
+        <w:t>Tauffragen</w:t>
+      </w:r>
+      <w:r>
+        <w:rPr>
+          <w:sz w:val="20"/>
+          <w:szCs w:val="20"/>
+        </w:rPr>
+        <w:tab/>
+      </w:r>
+      <w:r>
+        <w:rPr>
+          <w:sz w:val="20"/>
+          <w:szCs w:val="20"/>
+        </w:rPr>
+        <w:tab/>
+      </w:r>
+      <w:r>
+        <w:rPr>
+          <w:sz w:val="20"/>
+          <w:szCs w:val="20"/>
+        </w:rPr>
+        <w:tab/>
       </w:r>
     </w:p>
     <w:p>
@@ -787,28 +679,7 @@
           <w:sz w:val="20"/>
           <w:szCs w:val="20"/>
         </w:rPr>
-        <w:t xml:space="preserve">Taufwasser eingießen </w:t>
-      </w:r>
-      <w:r>
-        <w:rPr>
-          <w:sz w:val="20"/>
-          <w:szCs w:val="20"/>
-        </w:rPr>
-        <w:tab/>
-      </w:r>
-      <w:r>
-        <w:rPr>
-          <w:sz w:val="20"/>
-          <w:szCs w:val="20"/>
-        </w:rPr>
-        <w:tab/>
-      </w:r>
-      <w:r>
-        <w:rPr>
-          <w:sz w:val="20"/>
-          <w:szCs w:val="20"/>
-        </w:rPr>
-        <w:tab/>
+        <w:t xml:space="preserve">Taufen / Segen </w:t>
       </w:r>
     </w:p>
     <w:p>
@@ -820,23 +691,115 @@
         </w:numPr>
         <w:ind w:left="426"/>
         <w:rPr>
-          <w:sz w:val="20"/>
-          <w:szCs w:val="20"/>
-        </w:rPr>
-      </w:pPr>
-      <w:r>
-        <w:rPr>
-          <w:sz w:val="20"/>
-          <w:szCs w:val="20"/>
-        </w:rPr>
-        <w:t xml:space="preserve">Taufen </w:t>
-      </w:r>
-      <w:r>
-        <w:rPr>
-          <w:sz w:val="20"/>
-          <w:szCs w:val="20"/>
-        </w:rPr>
-        <w:t xml:space="preserve">/ Segen </w:t>
+          <w:color w:val="000000" w:themeColor="text1"/>
+          <w:sz w:val="20"/>
+          <w:szCs w:val="20"/>
+          <w:highlight w:val="yellow"/>
+        </w:rPr>
+      </w:pPr>
+      <w:r>
+        <w:rPr>
+          <w:color w:val="000000" w:themeColor="text1"/>
+          <w:sz w:val="20"/>
+          <w:szCs w:val="20"/>
+          <w:highlight w:val="yellow"/>
+        </w:rPr>
+        <w:t>Lied  Chor/</w:t>
+      </w:r>
+      <w:proofErr w:type="spellStart"/>
+      <w:r>
+        <w:rPr>
+          <w:color w:val="000000" w:themeColor="text1"/>
+          <w:sz w:val="20"/>
+          <w:szCs w:val="20"/>
+          <w:highlight w:val="yellow"/>
+        </w:rPr>
+        <w:t>Gmde</w:t>
+      </w:r>
+      <w:proofErr w:type="spellEnd"/>
+      <w:r>
+        <w:rPr>
+          <w:color w:val="000000" w:themeColor="text1"/>
+          <w:sz w:val="20"/>
+          <w:szCs w:val="20"/>
+          <w:highlight w:val="yellow"/>
+        </w:rPr>
+        <w:t xml:space="preserve"> i. Wechsel  Ich sage JA, NL+ 158,1-4</w:t>
+      </w:r>
+      <w:r>
+        <w:rPr>
+          <w:color w:val="000000" w:themeColor="text1"/>
+          <w:sz w:val="20"/>
+          <w:szCs w:val="20"/>
+          <w:highlight w:val="yellow"/>
+        </w:rPr>
+        <w:t xml:space="preserve"> (Chor 1+3, </w:t>
+      </w:r>
+      <w:proofErr w:type="spellStart"/>
+      <w:r>
+        <w:rPr>
+          <w:color w:val="000000" w:themeColor="text1"/>
+          <w:sz w:val="20"/>
+          <w:szCs w:val="20"/>
+          <w:highlight w:val="yellow"/>
+        </w:rPr>
+        <w:t>Gmde</w:t>
+      </w:r>
+      <w:proofErr w:type="spellEnd"/>
+      <w:r>
+        <w:rPr>
+          <w:color w:val="000000" w:themeColor="text1"/>
+          <w:sz w:val="20"/>
+          <w:szCs w:val="20"/>
+          <w:highlight w:val="yellow"/>
+        </w:rPr>
+        <w:t xml:space="preserve"> 2+4)</w:t>
+      </w:r>
+    </w:p>
+    <w:p>
+      <w:pPr>
+        <w:ind w:left="66"/>
+        <w:rPr>
+          <w:b/>
+          <w:bCs/>
+          <w:sz w:val="20"/>
+          <w:szCs w:val="20"/>
+        </w:rPr>
+      </w:pPr>
+      <w:r>
+        <w:rPr>
+          <w:b/>
+          <w:bCs/>
+          <w:sz w:val="20"/>
+          <w:szCs w:val="20"/>
+        </w:rPr>
+        <w:t xml:space="preserve">Denksprüche </w:t>
+      </w:r>
+      <w:r>
+        <w:rPr>
+          <w:b/>
+          <w:bCs/>
+          <w:sz w:val="20"/>
+          <w:szCs w:val="20"/>
+        </w:rPr>
+        <w:tab/>
+      </w:r>
+      <w:r>
+        <w:rPr>
+          <w:b/>
+          <w:bCs/>
+          <w:sz w:val="20"/>
+          <w:szCs w:val="20"/>
+        </w:rPr>
+        <w:tab/>
+      </w:r>
+      <w:r>
+        <w:rPr>
+          <w:color w:val="0070C0"/>
+          <w:sz w:val="20"/>
+          <w:szCs w:val="20"/>
+        </w:rPr>
+        <w:t xml:space="preserve"> </w:t>
       </w:r>
     </w:p>
     <w:p>
@@ -850,235 +813,21 @@
         <w:rPr>
           <w:sz w:val="20"/>
           <w:szCs w:val="20"/>
-          <w:highlight w:val="yellow"/>
-        </w:rPr>
-      </w:pPr>
-      <w:r>
-        <w:rPr>
-          <w:b/>
-          <w:bCs/>
-          <w:color w:val="0070C0"/>
-          <w:sz w:val="20"/>
-          <w:szCs w:val="20"/>
-          <w:highlight w:val="yellow"/>
-        </w:rPr>
-        <w:t>Lied</w:t>
-      </w:r>
-      <w:r>
-        <w:rPr>
-          <w:b/>
-          <w:bCs/>
-          <w:color w:val="0070C0"/>
-          <w:sz w:val="20"/>
-          <w:szCs w:val="20"/>
-          <w:highlight w:val="yellow"/>
-        </w:rPr>
-        <w:t xml:space="preserve"> </w:t>
-      </w:r>
-      <w:r>
-        <w:rPr>
-          <w:b/>
-          <w:bCs/>
-          <w:color w:val="0070C0"/>
-          <w:sz w:val="20"/>
-          <w:szCs w:val="20"/>
-          <w:highlight w:val="yellow"/>
-        </w:rPr>
-        <w:t xml:space="preserve"> </w:t>
-      </w:r>
-      <w:r>
-        <w:rPr>
-          <w:b/>
-          <w:bCs/>
-          <w:color w:val="0070C0"/>
-          <w:sz w:val="20"/>
-          <w:szCs w:val="20"/>
-          <w:highlight w:val="yellow"/>
-        </w:rPr>
-        <w:t>Chor/</w:t>
-      </w:r>
-      <w:proofErr w:type="spellStart"/>
-      <w:r>
-        <w:rPr>
-          <w:b/>
-          <w:bCs/>
-          <w:color w:val="0070C0"/>
-          <w:sz w:val="20"/>
-          <w:szCs w:val="20"/>
-          <w:highlight w:val="yellow"/>
-        </w:rPr>
-        <w:t>Gmde</w:t>
-      </w:r>
-      <w:proofErr w:type="spellEnd"/>
-      <w:r>
-        <w:rPr>
-          <w:color w:val="0070C0"/>
-          <w:sz w:val="20"/>
-          <w:szCs w:val="20"/>
-          <w:highlight w:val="yellow"/>
-        </w:rPr>
-        <w:t xml:space="preserve"> </w:t>
-      </w:r>
-      <w:r>
-        <w:rPr>
-          <w:sz w:val="20"/>
-          <w:szCs w:val="20"/>
-          <w:highlight w:val="yellow"/>
-        </w:rPr>
-        <w:t>i</w:t>
-      </w:r>
-      <w:r>
-        <w:rPr>
-          <w:sz w:val="20"/>
-          <w:szCs w:val="20"/>
-          <w:highlight w:val="yellow"/>
-        </w:rPr>
-        <w:t>m</w:t>
-      </w:r>
-      <w:r>
-        <w:rPr>
-          <w:sz w:val="20"/>
-          <w:szCs w:val="20"/>
-          <w:highlight w:val="yellow"/>
-        </w:rPr>
-        <w:t xml:space="preserve"> Wechsel</w:t>
-      </w:r>
-      <w:r>
-        <w:rPr>
-          <w:sz w:val="20"/>
-          <w:szCs w:val="20"/>
-          <w:highlight w:val="yellow"/>
-        </w:rPr>
-        <w:t xml:space="preserve"> </w:t>
-      </w:r>
-      <w:r>
-        <w:rPr>
-          <w:i/>
-          <w:iCs/>
-          <w:sz w:val="20"/>
-          <w:szCs w:val="20"/>
-          <w:highlight w:val="yellow"/>
-        </w:rPr>
-        <w:t>Ich sage JA</w:t>
-      </w:r>
-      <w:r>
-        <w:rPr>
-          <w:sz w:val="20"/>
-          <w:szCs w:val="20"/>
-          <w:highlight w:val="yellow"/>
-        </w:rPr>
-        <w:t>, NL+ 158,1-</w:t>
-      </w:r>
-      <w:r>
-        <w:rPr>
-          <w:sz w:val="20"/>
-          <w:szCs w:val="20"/>
-          <w:highlight w:val="yellow"/>
-        </w:rPr>
-        <w:t>4</w:t>
-      </w:r>
-      <w:r>
-        <w:rPr>
-          <w:sz w:val="20"/>
-          <w:szCs w:val="20"/>
-          <w:highlight w:val="yellow"/>
-        </w:rPr>
-        <w:t xml:space="preserve"> (Chor</w:t>
-      </w:r>
-      <w:r>
-        <w:rPr>
-          <w:sz w:val="20"/>
-          <w:szCs w:val="20"/>
-          <w:highlight w:val="yellow"/>
-        </w:rPr>
-        <w:t xml:space="preserve"> singt Str.</w:t>
-      </w:r>
-      <w:r>
-        <w:rPr>
-          <w:sz w:val="20"/>
-          <w:szCs w:val="20"/>
-          <w:highlight w:val="yellow"/>
-        </w:rPr>
-        <w:t xml:space="preserve"> 1+3, Gemeinde </w:t>
-      </w:r>
-      <w:r>
-        <w:rPr>
-          <w:sz w:val="20"/>
-          <w:szCs w:val="20"/>
-          <w:highlight w:val="yellow"/>
-        </w:rPr>
-        <w:t xml:space="preserve">Str. </w:t>
-      </w:r>
-      <w:r>
-        <w:rPr>
-          <w:sz w:val="20"/>
-          <w:szCs w:val="20"/>
-          <w:highlight w:val="yellow"/>
-        </w:rPr>
-        <w:t>2+4)</w:t>
-      </w:r>
-    </w:p>
-    <w:p>
-      <w:pPr>
-        <w:ind w:left="66"/>
-        <w:rPr>
-          <w:b/>
-          <w:bCs/>
-          <w:sz w:val="20"/>
-          <w:szCs w:val="20"/>
-        </w:rPr>
-      </w:pPr>
-      <w:r>
-        <w:rPr>
-          <w:b/>
-          <w:bCs/>
-          <w:sz w:val="20"/>
-          <w:szCs w:val="20"/>
-        </w:rPr>
-        <w:t xml:space="preserve">Denksprüche </w:t>
-      </w:r>
-      <w:r>
-        <w:rPr>
-          <w:color w:val="0070C0"/>
-          <w:sz w:val="20"/>
-          <w:szCs w:val="20"/>
-        </w:rPr>
-        <w:t>(Konfis in Gruppen zu je 4 / unterbrochen durch Chor)</w:t>
-      </w:r>
-      <w:r>
-        <w:rPr>
-          <w:b/>
-          <w:bCs/>
-          <w:sz w:val="20"/>
-          <w:szCs w:val="20"/>
-        </w:rPr>
-        <w:tab/>
-      </w:r>
-      <w:r>
-        <w:rPr>
-          <w:b/>
-          <w:bCs/>
-          <w:sz w:val="20"/>
-          <w:szCs w:val="20"/>
-        </w:rPr>
-        <w:tab/>
-      </w:r>
-      <w:r>
-        <w:rPr>
-          <w:b/>
-          <w:bCs/>
-          <w:sz w:val="20"/>
-          <w:szCs w:val="20"/>
-        </w:rPr>
-        <w:tab/>
-      </w:r>
-      <w:r>
-        <w:rPr>
-          <w:color w:val="0070C0"/>
-          <w:sz w:val="20"/>
-          <w:szCs w:val="20"/>
-        </w:rPr>
-        <w:t xml:space="preserve"> </w:t>
+        </w:rPr>
+      </w:pPr>
+      <w:r>
+        <w:rPr>
+          <w:sz w:val="20"/>
+          <w:szCs w:val="20"/>
+        </w:rPr>
+        <w:t>Einführung  „Denksprüche“</w:t>
+      </w:r>
+      <w:r>
+        <w:rPr>
+          <w:sz w:val="20"/>
+          <w:szCs w:val="20"/>
+        </w:rPr>
+        <w:tab/>
       </w:r>
     </w:p>
     <w:p>
@@ -1090,51 +839,18 @@
         </w:numPr>
         <w:ind w:left="426"/>
         <w:rPr>
-          <w:sz w:val="20"/>
-          <w:szCs w:val="20"/>
-        </w:rPr>
-      </w:pPr>
-      <w:r>
-        <w:rPr>
-          <w:sz w:val="20"/>
-          <w:szCs w:val="20"/>
-        </w:rPr>
-        <w:t xml:space="preserve">Einführung </w:t>
-      </w:r>
-      <w:r>
-        <w:rPr>
-          <w:sz w:val="20"/>
-          <w:szCs w:val="20"/>
-        </w:rPr>
-        <w:t xml:space="preserve"> </w:t>
-      </w:r>
-      <w:r>
-        <w:rPr>
-          <w:sz w:val="20"/>
-          <w:szCs w:val="20"/>
-        </w:rPr>
-        <w:t>„</w:t>
-      </w:r>
-      <w:r>
-        <w:rPr>
-          <w:sz w:val="20"/>
-          <w:szCs w:val="20"/>
-        </w:rPr>
-        <w:t>Denksprüche</w:t>
-      </w:r>
-      <w:r>
-        <w:rPr>
-          <w:sz w:val="20"/>
-          <w:szCs w:val="20"/>
-        </w:rPr>
-        <w:t>“</w:t>
-      </w:r>
-      <w:r>
-        <w:rPr>
-          <w:sz w:val="20"/>
-          <w:szCs w:val="20"/>
-        </w:rPr>
-        <w:tab/>
+          <w:i/>
+          <w:iCs/>
+          <w:sz w:val="20"/>
+          <w:szCs w:val="20"/>
+        </w:rPr>
+      </w:pPr>
+      <w:r>
+        <w:rPr>
+          <w:sz w:val="20"/>
+          <w:szCs w:val="20"/>
+        </w:rPr>
+        <w:t>Denksprüche (I)</w:t>
       </w:r>
     </w:p>
     <w:p>
@@ -1146,25 +862,16 @@
         </w:numPr>
         <w:ind w:left="426"/>
         <w:rPr>
-          <w:i/>
-          <w:iCs/>
-          <w:sz w:val="20"/>
-          <w:szCs w:val="20"/>
-        </w:rPr>
-      </w:pPr>
-      <w:r>
-        <w:rPr>
-          <w:sz w:val="20"/>
-          <w:szCs w:val="20"/>
-        </w:rPr>
-        <w:t>Denksprüche</w:t>
-      </w:r>
-      <w:r>
-        <w:rPr>
-          <w:sz w:val="20"/>
-          <w:szCs w:val="20"/>
-        </w:rPr>
-        <w:t xml:space="preserve"> (I)</w:t>
+          <w:sz w:val="20"/>
+          <w:szCs w:val="20"/>
+        </w:rPr>
+      </w:pPr>
+      <w:r>
+        <w:rPr>
+          <w:sz w:val="20"/>
+          <w:szCs w:val="20"/>
+        </w:rPr>
+        <w:t>Denksprüche (II)</w:t>
       </w:r>
     </w:p>
     <w:p>
@@ -1176,16 +883,20 @@
         </w:numPr>
         <w:ind w:left="426"/>
         <w:rPr>
-          <w:sz w:val="20"/>
-          <w:szCs w:val="20"/>
-        </w:rPr>
-      </w:pPr>
-      <w:r>
-        <w:rPr>
-          <w:sz w:val="20"/>
-          <w:szCs w:val="20"/>
-        </w:rPr>
-        <w:t>Denksprüche (II)</w:t>
+          <w:color w:val="000000" w:themeColor="text1"/>
+          <w:sz w:val="20"/>
+          <w:szCs w:val="20"/>
+          <w:highlight w:val="yellow"/>
+        </w:rPr>
+      </w:pPr>
+      <w:r>
+        <w:rPr>
+          <w:color w:val="000000" w:themeColor="text1"/>
+          <w:sz w:val="20"/>
+          <w:szCs w:val="20"/>
+          <w:highlight w:val="yellow"/>
+        </w:rPr>
+        <w:t xml:space="preserve">Chor: Majesty </w:t>
       </w:r>
     </w:p>
     <w:p>
@@ -1197,70 +908,16 @@
         </w:numPr>
         <w:ind w:left="426"/>
         <w:rPr>
-          <w:b/>
-          <w:bCs/>
-          <w:color w:val="0070C0"/>
-          <w:sz w:val="20"/>
-          <w:szCs w:val="20"/>
-          <w:highlight w:val="yellow"/>
-          <w:lang w:val="en-US"/>
-        </w:rPr>
-      </w:pPr>
-      <w:proofErr w:type="spellStart"/>
-      <w:r>
-        <w:rPr>
-          <w:b/>
-          <w:bCs/>
-          <w:color w:val="0070C0"/>
-          <w:sz w:val="20"/>
-          <w:szCs w:val="20"/>
-          <w:highlight w:val="yellow"/>
-          <w:lang w:val="en-US"/>
-        </w:rPr>
-        <w:t>Chor</w:t>
-      </w:r>
-      <w:proofErr w:type="spellEnd"/>
-      <w:r>
-        <w:rPr>
-          <w:b/>
-          <w:bCs/>
-          <w:color w:val="0070C0"/>
-          <w:sz w:val="20"/>
-          <w:szCs w:val="20"/>
-          <w:highlight w:val="yellow"/>
-          <w:lang w:val="en-US"/>
-        </w:rPr>
-        <w:t xml:space="preserve"> </w:t>
-      </w:r>
-      <w:r>
-        <w:rPr>
-          <w:sz w:val="20"/>
-          <w:szCs w:val="20"/>
-          <w:highlight w:val="yellow"/>
-          <w:lang w:val="en-US"/>
-        </w:rPr>
-        <w:t>Majesty</w:t>
-      </w:r>
-      <w:r>
-        <w:rPr>
-          <w:sz w:val="20"/>
-          <w:szCs w:val="20"/>
-          <w:highlight w:val="yellow"/>
-          <w:lang w:val="en-US"/>
-        </w:rPr>
-        <w:t xml:space="preserve"> </w:t>
-      </w:r>
-      <w:r>
-        <w:rPr>
-          <w:b/>
-          <w:bCs/>
-          <w:color w:val="0070C0"/>
-          <w:sz w:val="20"/>
-          <w:szCs w:val="20"/>
-          <w:highlight w:val="yellow"/>
-          <w:lang w:val="en-US"/>
-        </w:rPr>
-        <w:t xml:space="preserve"> </w:t>
+          <w:sz w:val="20"/>
+          <w:szCs w:val="20"/>
+        </w:rPr>
+      </w:pPr>
+      <w:r>
+        <w:rPr>
+          <w:sz w:val="20"/>
+          <w:szCs w:val="20"/>
+        </w:rPr>
+        <w:t xml:space="preserve"> Denksprüche (III)</w:t>
       </w:r>
     </w:p>
     <w:p>
@@ -1272,23 +929,40 @@
         </w:numPr>
         <w:ind w:left="426"/>
         <w:rPr>
-          <w:sz w:val="20"/>
-          <w:szCs w:val="20"/>
-        </w:rPr>
-      </w:pPr>
-      <w:r>
-        <w:rPr>
+          <w:b/>
+          <w:bCs/>
+          <w:sz w:val="20"/>
+          <w:szCs w:val="20"/>
+        </w:rPr>
+      </w:pPr>
+      <w:r>
+        <w:rPr>
+          <w:sz w:val="20"/>
+          <w:szCs w:val="20"/>
+        </w:rPr>
+        <w:t>Denksprüche (IV)</w:t>
+      </w:r>
+      <w:r>
+        <w:rPr>
+          <w:sz w:val="20"/>
+          <w:szCs w:val="20"/>
+        </w:rPr>
+        <w:tab/>
+      </w:r>
+      <w:r>
+        <w:rPr>
+          <w:sz w:val="20"/>
+          <w:szCs w:val="20"/>
+        </w:rPr>
+        <w:tab/>
+      </w:r>
+      <w:r>
+        <w:rPr>
+          <w:color w:val="0070C0"/>
           <w:sz w:val="20"/>
           <w:szCs w:val="20"/>
         </w:rPr>
         <w:t xml:space="preserve"> </w:t>
-      </w:r>
-      <w:r>
-        <w:rPr>
-          <w:sz w:val="20"/>
-          <w:szCs w:val="20"/>
-        </w:rPr>
-        <w:t>Denksprüche (III)</w:t>
       </w:r>
     </w:p>
     <w:p>
@@ -1300,40 +974,120 @@
         </w:numPr>
         <w:ind w:left="426"/>
         <w:rPr>
-          <w:b/>
-          <w:bCs/>
-          <w:sz w:val="20"/>
-          <w:szCs w:val="20"/>
-        </w:rPr>
-      </w:pPr>
-      <w:r>
-        <w:rPr>
-          <w:sz w:val="20"/>
-          <w:szCs w:val="20"/>
-        </w:rPr>
-        <w:t>Denksprüche (IV)</w:t>
-      </w:r>
-      <w:r>
-        <w:rPr>
-          <w:sz w:val="20"/>
-          <w:szCs w:val="20"/>
-        </w:rPr>
-        <w:tab/>
-      </w:r>
-      <w:r>
-        <w:rPr>
-          <w:sz w:val="20"/>
-          <w:szCs w:val="20"/>
-        </w:rPr>
-        <w:tab/>
-      </w:r>
-      <w:r>
-        <w:rPr>
-          <w:color w:val="0070C0"/>
-          <w:sz w:val="20"/>
-          <w:szCs w:val="20"/>
+          <w:sz w:val="20"/>
+          <w:szCs w:val="20"/>
+          <w:highlight w:val="yellow"/>
+          <w:lang w:val="en-US"/>
+        </w:rPr>
+      </w:pPr>
+      <w:proofErr w:type="spellStart"/>
+      <w:r>
+        <w:rPr>
+          <w:color w:val="000000" w:themeColor="text1"/>
+          <w:sz w:val="20"/>
+          <w:szCs w:val="20"/>
+          <w:highlight w:val="yellow"/>
+          <w:lang w:val="en-US"/>
+        </w:rPr>
+        <w:t>Chor</w:t>
+      </w:r>
+      <w:proofErr w:type="spellEnd"/>
+      <w:r>
+        <w:rPr>
+          <w:color w:val="000000" w:themeColor="text1"/>
+          <w:sz w:val="20"/>
+          <w:szCs w:val="20"/>
+          <w:highlight w:val="yellow"/>
+          <w:lang w:val="en-US"/>
         </w:rPr>
         <w:t xml:space="preserve"> </w:t>
+      </w:r>
+      <w:r>
+        <w:rPr>
+          <w:sz w:val="20"/>
+          <w:szCs w:val="20"/>
+          <w:highlight w:val="yellow"/>
+          <w:lang w:val="en-US"/>
+        </w:rPr>
+        <w:t xml:space="preserve">Holy </w:t>
+      </w:r>
+      <w:proofErr w:type="spellStart"/>
+      <w:r>
+        <w:rPr>
+          <w:sz w:val="20"/>
+          <w:szCs w:val="20"/>
+          <w:highlight w:val="yellow"/>
+          <w:lang w:val="en-US"/>
+        </w:rPr>
+        <w:t>Holy</w:t>
+      </w:r>
+      <w:proofErr w:type="spellEnd"/>
+      <w:r>
+        <w:rPr>
+          <w:sz w:val="20"/>
+          <w:szCs w:val="20"/>
+          <w:highlight w:val="yellow"/>
+          <w:lang w:val="en-US"/>
+        </w:rPr>
+        <w:t xml:space="preserve"> </w:t>
+      </w:r>
+      <w:proofErr w:type="spellStart"/>
+      <w:r>
+        <w:rPr>
+          <w:sz w:val="20"/>
+          <w:szCs w:val="20"/>
+          <w:highlight w:val="yellow"/>
+          <w:lang w:val="en-US"/>
+        </w:rPr>
+        <w:t>Holy</w:t>
+      </w:r>
+      <w:proofErr w:type="spellEnd"/>
+    </w:p>
+    <w:p>
+      <w:pPr>
+        <w:ind w:left="66"/>
+        <w:rPr>
+          <w:b/>
+          <w:bCs/>
+          <w:sz w:val="20"/>
+          <w:szCs w:val="20"/>
+        </w:rPr>
+      </w:pPr>
+      <w:r>
+        <w:rPr>
+          <w:b/>
+          <w:bCs/>
+          <w:sz w:val="20"/>
+          <w:szCs w:val="20"/>
+        </w:rPr>
+        <w:t xml:space="preserve">Verkündigung </w:t>
+      </w:r>
+      <w:r>
+        <w:rPr>
+          <w:b/>
+          <w:bCs/>
+          <w:sz w:val="20"/>
+          <w:szCs w:val="20"/>
+        </w:rPr>
+        <w:tab/>
+      </w:r>
+      <w:r>
+        <w:rPr>
+          <w:b/>
+          <w:bCs/>
+          <w:sz w:val="20"/>
+          <w:szCs w:val="20"/>
+        </w:rPr>
+        <w:tab/>
+      </w:r>
+      <w:r>
+        <w:rPr>
+          <w:b/>
+          <w:bCs/>
+          <w:sz w:val="20"/>
+          <w:szCs w:val="20"/>
+        </w:rPr>
+        <w:tab/>
       </w:r>
     </w:p>
     <w:p>
@@ -1347,120 +1101,38 @@
         <w:rPr>
           <w:sz w:val="20"/>
           <w:szCs w:val="20"/>
-          <w:highlight w:val="yellow"/>
-          <w:lang w:val="en-US"/>
-        </w:rPr>
-      </w:pPr>
+        </w:rPr>
+      </w:pPr>
+      <w:r>
+        <w:rPr>
+          <w:sz w:val="20"/>
+          <w:szCs w:val="20"/>
+        </w:rPr>
+        <w:t xml:space="preserve">Predigt </w:t>
+      </w:r>
+      <w:r>
+        <w:rPr>
+          <w:sz w:val="20"/>
+          <w:szCs w:val="20"/>
+        </w:rPr>
+        <w:tab/>
+        <w:t>Türen – Geborgenheit und Freiheit (</w:t>
+      </w:r>
       <w:proofErr w:type="spellStart"/>
       <w:r>
         <w:rPr>
-          <w:b/>
-          <w:bCs/>
-          <w:color w:val="0070C0"/>
-          <w:sz w:val="20"/>
-          <w:szCs w:val="20"/>
-          <w:highlight w:val="yellow"/>
-          <w:lang w:val="en-US"/>
-        </w:rPr>
-        <w:t>Chor</w:t>
+          <w:sz w:val="20"/>
+          <w:szCs w:val="20"/>
+        </w:rPr>
+        <w:t>Joh</w:t>
       </w:r>
       <w:proofErr w:type="spellEnd"/>
       <w:r>
         <w:rPr>
-          <w:color w:val="0070C0"/>
-          <w:sz w:val="20"/>
-          <w:szCs w:val="20"/>
-          <w:highlight w:val="yellow"/>
-          <w:lang w:val="en-US"/>
-        </w:rPr>
-        <w:t xml:space="preserve"> </w:t>
-      </w:r>
-      <w:r>
-        <w:rPr>
-          <w:sz w:val="20"/>
-          <w:szCs w:val="20"/>
-          <w:highlight w:val="yellow"/>
-          <w:lang w:val="en-US"/>
-        </w:rPr>
-        <w:t xml:space="preserve">Holy </w:t>
-      </w:r>
-      <w:proofErr w:type="spellStart"/>
-      <w:r>
-        <w:rPr>
-          <w:sz w:val="20"/>
-          <w:szCs w:val="20"/>
-          <w:highlight w:val="yellow"/>
-          <w:lang w:val="en-US"/>
-        </w:rPr>
-        <w:t>Holy</w:t>
-      </w:r>
-      <w:proofErr w:type="spellEnd"/>
-      <w:r>
-        <w:rPr>
-          <w:sz w:val="20"/>
-          <w:szCs w:val="20"/>
-          <w:highlight w:val="yellow"/>
-          <w:lang w:val="en-US"/>
-        </w:rPr>
-        <w:t xml:space="preserve"> </w:t>
-      </w:r>
-      <w:proofErr w:type="spellStart"/>
-      <w:r>
-        <w:rPr>
-          <w:sz w:val="20"/>
-          <w:szCs w:val="20"/>
-          <w:highlight w:val="yellow"/>
-          <w:lang w:val="en-US"/>
-        </w:rPr>
-        <w:t>Holy</w:t>
-      </w:r>
-      <w:proofErr w:type="spellEnd"/>
-    </w:p>
-    <w:p>
-      <w:pPr>
-        <w:ind w:left="66"/>
-        <w:rPr>
-          <w:b/>
-          <w:bCs/>
-          <w:sz w:val="20"/>
-          <w:szCs w:val="20"/>
-        </w:rPr>
-      </w:pPr>
-      <w:r>
-        <w:rPr>
-          <w:b/>
-          <w:bCs/>
-          <w:sz w:val="20"/>
-          <w:szCs w:val="20"/>
-        </w:rPr>
-        <w:t xml:space="preserve">Verkündigung </w:t>
-      </w:r>
-      <w:r>
-        <w:rPr>
-          <w:b/>
-          <w:bCs/>
-          <w:sz w:val="20"/>
-          <w:szCs w:val="20"/>
-        </w:rPr>
-        <w:tab/>
-      </w:r>
-      <w:r>
-        <w:rPr>
-          <w:b/>
-          <w:bCs/>
-          <w:sz w:val="20"/>
-          <w:szCs w:val="20"/>
-        </w:rPr>
-        <w:tab/>
-      </w:r>
-      <w:r>
-        <w:rPr>
-          <w:b/>
-          <w:bCs/>
-          <w:sz w:val="20"/>
-          <w:szCs w:val="20"/>
-        </w:rPr>
-        <w:tab/>
+          <w:sz w:val="20"/>
+          <w:szCs w:val="20"/>
+        </w:rPr>
+        <w:t xml:space="preserve"> 10,9)</w:t>
       </w:r>
     </w:p>
     <w:p>
@@ -1472,19 +1144,59 @@
         </w:numPr>
         <w:ind w:left="426"/>
         <w:rPr>
-          <w:sz w:val="20"/>
-          <w:szCs w:val="20"/>
-        </w:rPr>
-      </w:pPr>
-      <w:r>
-        <w:rPr>
-          <w:sz w:val="20"/>
-          <w:szCs w:val="20"/>
-        </w:rPr>
-        <w:t xml:space="preserve">Predigt </w:t>
-      </w:r>
-      <w:r>
-        <w:rPr>
+          <w:bCs/>
+          <w:sz w:val="20"/>
+          <w:szCs w:val="20"/>
+        </w:rPr>
+      </w:pPr>
+      <w:r>
+        <w:rPr>
+          <w:color w:val="000000" w:themeColor="text1"/>
+          <w:sz w:val="20"/>
+          <w:szCs w:val="20"/>
+        </w:rPr>
+        <w:t xml:space="preserve">Lied </w:t>
+      </w:r>
+      <w:r>
+        <w:rPr>
+          <w:b/>
+          <w:sz w:val="20"/>
+          <w:szCs w:val="20"/>
+        </w:rPr>
+        <w:tab/>
+      </w:r>
+      <w:r>
+        <w:rPr>
+          <w:bCs/>
+          <w:sz w:val="20"/>
+          <w:szCs w:val="20"/>
+        </w:rPr>
+        <w:t>Tut mir auf die schöne Pforte, 166,1.2.4</w:t>
+      </w:r>
+    </w:p>
+    <w:p>
+      <w:pPr>
+        <w:ind w:left="66"/>
+        <w:rPr>
+          <w:b/>
+          <w:bCs/>
+          <w:sz w:val="20"/>
+          <w:szCs w:val="20"/>
+        </w:rPr>
+      </w:pPr>
+      <w:r>
+        <w:rPr>
+          <w:b/>
+          <w:bCs/>
+          <w:sz w:val="20"/>
+          <w:szCs w:val="20"/>
+        </w:rPr>
+        <w:t>Konfirmation / Der Segen Gottes</w:t>
+      </w:r>
+      <w:r>
+        <w:rPr>
+          <w:b/>
+          <w:bCs/>
           <w:sz w:val="20"/>
           <w:szCs w:val="20"/>
         </w:rPr>
@@ -1500,22 +1212,28 @@
         </w:numPr>
         <w:ind w:left="426"/>
         <w:rPr>
-          <w:bCs/>
-          <w:sz w:val="20"/>
-          <w:szCs w:val="20"/>
-        </w:rPr>
-      </w:pPr>
-      <w:r>
-        <w:rPr>
-          <w:color w:val="000000" w:themeColor="text1"/>
-          <w:sz w:val="20"/>
-          <w:szCs w:val="20"/>
-        </w:rPr>
-        <w:t>Lied</w:t>
-      </w:r>
-      <w:r>
-        <w:rPr>
-          <w:color w:val="000000" w:themeColor="text1"/>
+          <w:sz w:val="20"/>
+          <w:szCs w:val="20"/>
+        </w:rPr>
+      </w:pPr>
+      <w:r>
+        <w:rPr>
+          <w:sz w:val="20"/>
+          <w:szCs w:val="20"/>
+        </w:rPr>
+        <w:t xml:space="preserve">Verpflichtung der </w:t>
+      </w:r>
+      <w:proofErr w:type="spellStart"/>
+      <w:r>
+        <w:rPr>
+          <w:sz w:val="20"/>
+          <w:szCs w:val="20"/>
+        </w:rPr>
+        <w:t>Konfirmand:innen</w:t>
+      </w:r>
+      <w:proofErr w:type="spellEnd"/>
+      <w:r>
+        <w:rPr>
           <w:sz w:val="20"/>
           <w:szCs w:val="20"/>
         </w:rPr>
@@ -1523,65 +1241,25 @@
       </w:r>
       <w:r>
         <w:rPr>
-          <w:b/>
-          <w:sz w:val="20"/>
-          <w:szCs w:val="20"/>
-        </w:rPr>
-        <w:tab/>
-      </w:r>
-      <w:r>
-        <w:rPr>
-          <w:bCs/>
-          <w:sz w:val="20"/>
-          <w:szCs w:val="20"/>
-        </w:rPr>
-        <w:t>Großer Gott, wir loben dich</w:t>
-      </w:r>
-      <w:r>
-        <w:rPr>
-          <w:bCs/>
-          <w:sz w:val="20"/>
-          <w:szCs w:val="20"/>
-        </w:rPr>
-        <w:t>, EG 331,1.2.5</w:t>
-      </w:r>
-    </w:p>
-    <w:p>
-      <w:pPr>
-        <w:ind w:left="66"/>
-        <w:rPr>
-          <w:b/>
-          <w:bCs/>
-          <w:sz w:val="20"/>
-          <w:szCs w:val="20"/>
-        </w:rPr>
-      </w:pPr>
-      <w:r>
-        <w:rPr>
-          <w:b/>
-          <w:bCs/>
-          <w:sz w:val="20"/>
-          <w:szCs w:val="20"/>
-        </w:rPr>
-        <w:t>Konfirmation</w:t>
-      </w:r>
-      <w:r>
-        <w:rPr>
-          <w:b/>
-          <w:bCs/>
-          <w:sz w:val="20"/>
-          <w:szCs w:val="20"/>
-        </w:rPr>
-        <w:t xml:space="preserve"> / Segen Gottes</w:t>
-      </w:r>
-      <w:r>
-        <w:rPr>
-          <w:b/>
-          <w:bCs/>
-          <w:sz w:val="20"/>
-          <w:szCs w:val="20"/>
-        </w:rPr>
-        <w:tab/>
+          <w:sz w:val="20"/>
+          <w:szCs w:val="20"/>
+        </w:rPr>
+        <w:tab/>
+      </w:r>
+      <w:r>
+        <w:rPr>
+          <w:sz w:val="20"/>
+          <w:szCs w:val="20"/>
+        </w:rPr>
+        <w:tab/>
+      </w:r>
+      <w:r>
+        <w:rPr>
+          <w:color w:val="0070C0"/>
+          <w:sz w:val="20"/>
+          <w:szCs w:val="20"/>
+        </w:rPr>
+        <w:t xml:space="preserve"> </w:t>
       </w:r>
     </w:p>
     <w:p>
@@ -1602,29 +1280,7 @@
           <w:sz w:val="20"/>
           <w:szCs w:val="20"/>
         </w:rPr>
-        <w:t xml:space="preserve">Verpflichtung der Konfis </w:t>
-      </w:r>
-      <w:r>
-        <w:rPr>
-          <w:sz w:val="20"/>
-          <w:szCs w:val="20"/>
-        </w:rPr>
-        <w:tab/>
-      </w:r>
-      <w:r>
-        <w:rPr>
-          <w:sz w:val="20"/>
-          <w:szCs w:val="20"/>
-        </w:rPr>
-        <w:tab/>
-      </w:r>
-      <w:r>
-        <w:rPr>
-          <w:color w:val="0070C0"/>
-          <w:sz w:val="20"/>
-          <w:szCs w:val="20"/>
-        </w:rPr>
-        <w:t xml:space="preserve"> </w:t>
+        <w:t xml:space="preserve">Einsegnung der Konfirmandinnen und Konfirmanden  </w:t>
       </w:r>
     </w:p>
     <w:p>
@@ -1636,30 +1292,46 @@
         </w:numPr>
         <w:ind w:left="426"/>
         <w:rPr>
-          <w:sz w:val="20"/>
-          <w:szCs w:val="20"/>
-        </w:rPr>
-      </w:pPr>
-      <w:r>
-        <w:rPr>
-          <w:sz w:val="20"/>
-          <w:szCs w:val="20"/>
-        </w:rPr>
-        <w:t>(</w:t>
-      </w:r>
-      <w:r>
-        <w:rPr>
-          <w:sz w:val="20"/>
-          <w:szCs w:val="20"/>
-        </w:rPr>
-        <w:t>Verpflichtung der Gemeinde</w:t>
-      </w:r>
-      <w:r>
-        <w:rPr>
-          <w:sz w:val="20"/>
-          <w:szCs w:val="20"/>
-        </w:rPr>
-        <w:tab/>
+          <w:b/>
+          <w:bCs/>
+          <w:sz w:val="20"/>
+          <w:szCs w:val="20"/>
+          <w:highlight w:val="yellow"/>
+          <w:lang w:val="en-US"/>
+        </w:rPr>
+      </w:pPr>
+      <w:proofErr w:type="spellStart"/>
+      <w:r>
+        <w:rPr>
+          <w:color w:val="000000" w:themeColor="text1"/>
+          <w:sz w:val="20"/>
+          <w:szCs w:val="20"/>
+          <w:highlight w:val="yellow"/>
+          <w:lang w:val="en-US"/>
+        </w:rPr>
+        <w:t>Chor</w:t>
+      </w:r>
+      <w:proofErr w:type="spellEnd"/>
+      <w:r>
+        <w:rPr>
+          <w:b/>
+          <w:bCs/>
+          <w:color w:val="000000" w:themeColor="text1"/>
+          <w:sz w:val="20"/>
+          <w:szCs w:val="20"/>
+          <w:highlight w:val="yellow"/>
+          <w:lang w:val="en-US"/>
+        </w:rPr>
+        <w:t xml:space="preserve"> </w:t>
+      </w:r>
+      <w:r>
+        <w:rPr>
+          <w:sz w:val="20"/>
+          <w:szCs w:val="20"/>
+          <w:highlight w:val="yellow"/>
+          <w:lang w:val="en-US"/>
+        </w:rPr>
+        <w:t>Let’s praise the Lord</w:t>
       </w:r>
     </w:p>
     <w:p>
@@ -1680,21 +1352,14 @@
           <w:sz w:val="20"/>
           <w:szCs w:val="20"/>
         </w:rPr>
-        <w:t>Einsegnung der Konfirmandinnen und Konfirmanden</w:t>
-      </w:r>
-      <w:r>
-        <w:rPr>
-          <w:sz w:val="20"/>
-          <w:szCs w:val="20"/>
-        </w:rPr>
-        <w:t xml:space="preserve"> </w:t>
-      </w:r>
-      <w:r>
-        <w:rPr>
-          <w:sz w:val="20"/>
-          <w:szCs w:val="20"/>
-        </w:rPr>
-        <w:t xml:space="preserve"> </w:t>
+        <w:t>Grußworte (KGR, Jugendarbeit)</w:t>
+      </w:r>
+      <w:r>
+        <w:rPr>
+          <w:sz w:val="20"/>
+          <w:szCs w:val="20"/>
+        </w:rPr>
+        <w:tab/>
       </w:r>
     </w:p>
     <w:p>
@@ -1706,34 +1371,112 @@
         </w:numPr>
         <w:ind w:left="426"/>
         <w:rPr>
-          <w:b/>
-          <w:bCs/>
-          <w:sz w:val="20"/>
-          <w:szCs w:val="20"/>
-          <w:highlight w:val="yellow"/>
-          <w:lang w:val="en-US"/>
-        </w:rPr>
-      </w:pPr>
-      <w:r>
-        <w:rPr>
-          <w:b/>
-          <w:bCs/>
+          <w:sz w:val="20"/>
+          <w:szCs w:val="20"/>
+        </w:rPr>
+      </w:pPr>
+      <w:r>
+        <w:rPr>
+          <w:sz w:val="20"/>
+          <w:szCs w:val="20"/>
+        </w:rPr>
+        <w:t>Tauf-/Konfirmationskerzen</w:t>
+      </w:r>
+      <w:r>
+        <w:rPr>
+          <w:sz w:val="20"/>
+          <w:szCs w:val="20"/>
+        </w:rPr>
+        <w:tab/>
+      </w:r>
+    </w:p>
+    <w:p>
+      <w:pPr>
+        <w:pStyle w:val="Listenabsatz"/>
+        <w:ind w:left="426"/>
+        <w:rPr>
+          <w:sz w:val="20"/>
+          <w:szCs w:val="20"/>
+        </w:rPr>
+      </w:pPr>
+      <w:r>
+        <w:rPr>
+          <w:sz w:val="20"/>
+          <w:szCs w:val="20"/>
+        </w:rPr>
+        <w:t xml:space="preserve">im </w:t>
+      </w:r>
+      <w:proofErr w:type="spellStart"/>
+      <w:r>
+        <w:rPr>
+          <w:sz w:val="20"/>
+          <w:szCs w:val="20"/>
+        </w:rPr>
+        <w:t>Hintergund</w:t>
+      </w:r>
+      <w:proofErr w:type="spellEnd"/>
+      <w:r>
+        <w:rPr>
+          <w:sz w:val="20"/>
+          <w:szCs w:val="20"/>
+        </w:rPr>
+        <w:t>: Orgelmusik</w:t>
+      </w:r>
+    </w:p>
+    <w:p>
+      <w:pPr>
+        <w:ind w:left="66"/>
+        <w:rPr>
           <w:color w:val="0070C0"/>
           <w:sz w:val="20"/>
           <w:szCs w:val="20"/>
-          <w:highlight w:val="yellow"/>
-          <w:lang w:val="en-US"/>
-        </w:rPr>
-        <w:t xml:space="preserve">Chor </w:t>
-      </w:r>
-      <w:r>
-        <w:rPr>
-          <w:sz w:val="20"/>
-          <w:szCs w:val="20"/>
-          <w:highlight w:val="yellow"/>
-          <w:lang w:val="en-US"/>
-        </w:rPr>
-        <w:t>Let’s praise the Lord</w:t>
+        </w:rPr>
+      </w:pPr>
+      <w:r>
+        <w:rPr>
+          <w:b/>
+          <w:bCs/>
+          <w:sz w:val="20"/>
+          <w:szCs w:val="20"/>
+        </w:rPr>
+        <w:t>Sendung und Segen</w:t>
+      </w:r>
+      <w:r>
+        <w:rPr>
+          <w:b/>
+          <w:bCs/>
+          <w:sz w:val="20"/>
+          <w:szCs w:val="20"/>
+        </w:rPr>
+        <w:tab/>
+      </w:r>
+      <w:r>
+        <w:rPr>
+          <w:b/>
+          <w:bCs/>
+          <w:sz w:val="20"/>
+          <w:szCs w:val="20"/>
+        </w:rPr>
+        <w:tab/>
+      </w:r>
+      <w:r>
+        <w:rPr>
+          <w:b/>
+          <w:bCs/>
+          <w:sz w:val="20"/>
+          <w:szCs w:val="20"/>
+        </w:rPr>
+        <w:tab/>
+      </w:r>
+      <w:r>
+        <w:rPr>
+          <w:b/>
+          <w:bCs/>
+          <w:color w:val="0070C0"/>
+          <w:sz w:val="20"/>
+          <w:szCs w:val="20"/>
+        </w:rPr>
+        <w:t xml:space="preserve"> </w:t>
       </w:r>
     </w:p>
     <w:p>
@@ -1754,65 +1497,24 @@
           <w:sz w:val="20"/>
           <w:szCs w:val="20"/>
         </w:rPr>
-        <w:t>Grußworte (KGR, Jugendarbeit)</w:t>
-      </w:r>
-      <w:r>
-        <w:rPr>
-          <w:sz w:val="20"/>
-          <w:szCs w:val="20"/>
-        </w:rPr>
-        <w:tab/>
-      </w:r>
-    </w:p>
-    <w:p>
-      <w:pPr>
-        <w:ind w:left="66"/>
-        <w:rPr>
-          <w:color w:val="0070C0"/>
-          <w:sz w:val="20"/>
-          <w:szCs w:val="20"/>
-        </w:rPr>
-      </w:pPr>
-      <w:r>
-        <w:rPr>
-          <w:b/>
-          <w:bCs/>
-          <w:sz w:val="20"/>
-          <w:szCs w:val="20"/>
-        </w:rPr>
-        <w:t>Sendung und Segen</w:t>
-      </w:r>
-      <w:r>
-        <w:rPr>
-          <w:b/>
-          <w:bCs/>
-          <w:sz w:val="20"/>
-          <w:szCs w:val="20"/>
-        </w:rPr>
-        <w:tab/>
-      </w:r>
-      <w:r>
-        <w:rPr>
-          <w:b/>
-          <w:bCs/>
-          <w:sz w:val="20"/>
-          <w:szCs w:val="20"/>
-        </w:rPr>
-        <w:tab/>
-      </w:r>
-      <w:r>
-        <w:rPr>
-          <w:b/>
-          <w:bCs/>
-          <w:sz w:val="20"/>
-          <w:szCs w:val="20"/>
-        </w:rPr>
-        <w:tab/>
-      </w:r>
-      <w:r>
-        <w:rPr>
-          <w:b/>
-          <w:bCs/>
+        <w:t>Fürbitte +  Vaterunser</w:t>
+      </w:r>
+      <w:r>
+        <w:rPr>
+          <w:sz w:val="20"/>
+          <w:szCs w:val="20"/>
+        </w:rPr>
+        <w:tab/>
+      </w:r>
+      <w:r>
+        <w:rPr>
+          <w:sz w:val="20"/>
+          <w:szCs w:val="20"/>
+        </w:rPr>
+        <w:tab/>
+      </w:r>
+      <w:r>
+        <w:rPr>
           <w:color w:val="0070C0"/>
           <w:sz w:val="20"/>
           <w:szCs w:val="20"/>
@@ -1835,39 +1537,28 @@
       </w:pPr>
       <w:r>
         <w:rPr>
-          <w:sz w:val="20"/>
-          <w:szCs w:val="20"/>
-        </w:rPr>
-        <w:t>Fürbitte</w:t>
-      </w:r>
-      <w:r>
-        <w:rPr>
-          <w:sz w:val="20"/>
-          <w:szCs w:val="20"/>
-        </w:rPr>
-        <w:t xml:space="preserve"> + Vaterunser</w:t>
-      </w:r>
-      <w:r>
-        <w:rPr>
-          <w:sz w:val="20"/>
-          <w:szCs w:val="20"/>
-        </w:rPr>
-        <w:tab/>
-      </w:r>
-      <w:r>
-        <w:rPr>
-          <w:sz w:val="20"/>
-          <w:szCs w:val="20"/>
-        </w:rPr>
-        <w:tab/>
-      </w:r>
-      <w:r>
-        <w:rPr>
-          <w:color w:val="0070C0"/>
+          <w:color w:val="000000" w:themeColor="text1"/>
+          <w:sz w:val="20"/>
+          <w:szCs w:val="20"/>
+        </w:rPr>
+        <w:t>Lied</w:t>
+      </w:r>
+      <w:r>
+        <w:rPr>
+          <w:b/>
+          <w:bCs/>
+          <w:color w:val="000000" w:themeColor="text1"/>
           <w:sz w:val="20"/>
           <w:szCs w:val="20"/>
         </w:rPr>
         <w:t xml:space="preserve"> </w:t>
+      </w:r>
+      <w:r>
+        <w:rPr>
+          <w:sz w:val="20"/>
+          <w:szCs w:val="20"/>
+        </w:rPr>
+        <w:t>Nun danket alle Gott, EG 321,1-3</w:t>
       </w:r>
     </w:p>
     <w:p>
@@ -1888,31 +1579,7 @@
           <w:sz w:val="20"/>
           <w:szCs w:val="20"/>
         </w:rPr>
-        <w:t>Tauf-/Konfirmationskerzen</w:t>
-      </w:r>
-      <w:r>
-        <w:rPr>
-          <w:sz w:val="20"/>
-          <w:szCs w:val="20"/>
-        </w:rPr>
-        <w:tab/>
-      </w:r>
-    </w:p>
-    <w:p>
-      <w:pPr>
-        <w:pStyle w:val="Listenabsatz"/>
-        <w:ind w:left="426"/>
-        <w:rPr>
-          <w:sz w:val="20"/>
-          <w:szCs w:val="20"/>
-        </w:rPr>
-      </w:pPr>
-      <w:r>
-        <w:rPr>
-          <w:sz w:val="20"/>
-          <w:szCs w:val="20"/>
-        </w:rPr>
-        <w:t>währenddessen singt die Gemeinde</w:t>
+        <w:t xml:space="preserve">Mitteilungen </w:t>
       </w:r>
     </w:p>
     <w:p>
@@ -1930,49 +1597,10 @@
       </w:pPr>
       <w:r>
         <w:rPr>
-          <w:color w:val="000000" w:themeColor="text1"/>
-          <w:sz w:val="20"/>
-          <w:szCs w:val="20"/>
-        </w:rPr>
-        <w:t>Lied</w:t>
-      </w:r>
-      <w:r>
-        <w:rPr>
-          <w:b/>
-          <w:bCs/>
-          <w:color w:val="000000" w:themeColor="text1"/>
-          <w:sz w:val="20"/>
-          <w:szCs w:val="20"/>
-        </w:rPr>
-        <w:t xml:space="preserve"> </w:t>
-      </w:r>
-      <w:r>
-        <w:rPr>
-          <w:sz w:val="20"/>
-          <w:szCs w:val="20"/>
-        </w:rPr>
-        <w:t>Nun danket alle Gott</w:t>
-      </w:r>
-      <w:r>
-        <w:rPr>
-          <w:sz w:val="20"/>
-          <w:szCs w:val="20"/>
-        </w:rPr>
-        <w:t xml:space="preserve">, EG </w:t>
-      </w:r>
-      <w:r>
-        <w:rPr>
-          <w:sz w:val="20"/>
-          <w:szCs w:val="20"/>
-        </w:rPr>
-        <w:t>321,</w:t>
-      </w:r>
-      <w:r>
-        <w:rPr>
-          <w:sz w:val="20"/>
-          <w:szCs w:val="20"/>
-        </w:rPr>
-        <w:t>1-3</w:t>
+          <w:sz w:val="20"/>
+          <w:szCs w:val="20"/>
+        </w:rPr>
+        <w:t>Abkündigungen</w:t>
       </w:r>
     </w:p>
     <w:p>
@@ -1993,55 +1621,6 @@
           <w:sz w:val="20"/>
           <w:szCs w:val="20"/>
         </w:rPr>
-        <w:t>Mitteilungen</w:t>
-      </w:r>
-      <w:r>
-        <w:rPr>
-          <w:sz w:val="20"/>
-          <w:szCs w:val="20"/>
-        </w:rPr>
-        <w:tab/>
-      </w:r>
-    </w:p>
-    <w:p>
-      <w:pPr>
-        <w:pStyle w:val="Listenabsatz"/>
-        <w:numPr>
-          <w:ilvl w:val="0"/>
-          <w:numId w:val="3"/>
-        </w:numPr>
-        <w:ind w:left="426"/>
-        <w:rPr>
-          <w:sz w:val="20"/>
-          <w:szCs w:val="20"/>
-        </w:rPr>
-      </w:pPr>
-      <w:r>
-        <w:rPr>
-          <w:sz w:val="20"/>
-          <w:szCs w:val="20"/>
-        </w:rPr>
-        <w:t>Abkündigungen</w:t>
-      </w:r>
-    </w:p>
-    <w:p>
-      <w:pPr>
-        <w:pStyle w:val="Listenabsatz"/>
-        <w:numPr>
-          <w:ilvl w:val="0"/>
-          <w:numId w:val="3"/>
-        </w:numPr>
-        <w:ind w:left="426"/>
-        <w:rPr>
-          <w:sz w:val="20"/>
-          <w:szCs w:val="20"/>
-        </w:rPr>
-      </w:pPr>
-      <w:r>
-        <w:rPr>
-          <w:sz w:val="20"/>
-          <w:szCs w:val="20"/>
-        </w:rPr>
         <w:t xml:space="preserve">Segen </w:t>
       </w:r>
       <w:r>
@@ -2083,31 +1662,26 @@
     </w:p>
     <w:p>
       <w:pPr>
-        <w:pStyle w:val="Listenabsatz"/>
-        <w:numPr>
-          <w:ilvl w:val="0"/>
-          <w:numId w:val="3"/>
-        </w:numPr>
-        <w:ind w:left="426"/>
-        <w:rPr>
-          <w:sz w:val="20"/>
-          <w:szCs w:val="20"/>
-        </w:rPr>
-      </w:pPr>
-      <w:r>
-        <w:rPr>
-          <w:sz w:val="20"/>
-          <w:szCs w:val="20"/>
-        </w:rPr>
-        <w:t xml:space="preserve">Auszug der Konfirmierten zum </w:t>
+        <w:rPr>
+          <w:sz w:val="20"/>
+          <w:szCs w:val="20"/>
+        </w:rPr>
+      </w:pPr>
+      <w:r>
+        <w:rPr>
+          <w:sz w:val="20"/>
+          <w:szCs w:val="20"/>
+        </w:rPr>
+        <w:t>Auszug der Konfirmierten zum Orgelnachspie</w:t>
+      </w:r>
+      <w:r>
+        <w:t xml:space="preserve">l </w:t>
       </w:r>
       <w:r>
         <w:rPr>
           <w:color w:val="000000" w:themeColor="text1"/>
-          <w:sz w:val="20"/>
-          <w:szCs w:val="20"/>
-        </w:rPr>
-        <w:t xml:space="preserve">Nachspiel </w:t>
+        </w:rPr>
+        <w:t xml:space="preserve"> </w:t>
       </w:r>
     </w:p>
     <w:sectPr>
